--- a/Unit 8 - Animations/4-Import animation.docx
+++ b/Unit 8 - Animations/4-Import animation.docx
@@ -1,6 +1,6 @@
 
 <file path=word/document.xml><?xml version="1.0" encoding="utf-8"?>
-<w:document xmlns:wpc="http://schemas.microsoft.com/office/word/2010/wordprocessingCanvas" xmlns:cx="http://schemas.microsoft.com/office/drawing/2014/chartex" xmlns:cx1="http://schemas.microsoft.com/office/drawing/2015/9/8/chartex" xmlns:cx2="http://schemas.microsoft.com/office/drawing/2015/10/21/chartex" xmlns:cx3="http://schemas.microsoft.com/office/drawing/2016/5/9/chartex" xmlns:cx4="http://schemas.microsoft.com/office/drawing/2016/5/10/chartex" xmlns:cx5="http://schemas.microsoft.com/office/drawing/2016/5/11/chartex" xmlns:cx6="http://schemas.microsoft.com/office/drawing/2016/5/12/chartex" xmlns:cx7="http://schemas.microsoft.com/office/drawing/2016/5/13/chartex" xmlns:cx8="http://schemas.microsoft.com/office/drawing/2016/5/14/chartex" xmlns:mc="http://schemas.openxmlformats.org/markup-compatibility/2006" xmlns:aink="http://schemas.microsoft.com/office/drawing/2016/ink" xmlns:am3d="http://schemas.microsoft.com/office/drawing/2017/model3d" xmlns:o="urn:schemas-microsoft-com:office:office" xmlns:oel="http://schemas.microsoft.com/office/2019/extlst" xmlns:r="http://schemas.openxmlformats.org/officeDocument/2006/relationships" xmlns:m="http://schemas.openxmlformats.org/officeDocument/2006/math" xmlns:v="urn:schemas-microsoft-com:vml" xmlns:wp14="http://schemas.microsoft.com/office/word/2010/wordprocessingDrawing" xmlns:wp="http://schemas.openxmlformats.org/drawingml/2006/wordprocessingDrawing" xmlns:w10="urn:schemas-microsoft-com:office:word" xmlns:w="http://schemas.openxmlformats.org/wordprocessingml/2006/main" xmlns:w14="http://schemas.microsoft.com/office/word/2010/wordml" xmlns:w15="http://schemas.microsoft.com/office/word/2012/wordml" xmlns:w16cex="http://schemas.microsoft.com/office/word/2018/wordml/cex" xmlns:w16cid="http://schemas.microsoft.com/office/word/2016/wordml/cid" xmlns:w16="http://schemas.microsoft.com/office/word/2018/wordml" xmlns:w16du="http://schemas.microsoft.com/office/word/2023/wordml/word16du" xmlns:w16sdtdh="http://schemas.microsoft.com/office/word/2020/wordml/sdtdatahash" xmlns:w16sdtfl="http://schemas.microsoft.com/office/word/2024/wordml/sdtformatlock" xmlns:w16se="http://schemas.microsoft.com/office/word/2015/wordml/symex" xmlns:wpg="http://schemas.microsoft.com/office/word/2010/wordprocessingGroup" xmlns:wpi="http://schemas.microsoft.com/office/word/2010/wordprocessingInk" xmlns:wne="http://schemas.microsoft.com/office/word/2006/wordml" xmlns:wps="http://schemas.microsoft.com/office/word/2010/wordprocessingShape" mc:Ignorable="w14 w15 w16se w16cid w16 w16cex w16sdtdh w16sdtfl w16du wp14">
+<w:document xmlns:wpc="http://schemas.microsoft.com/office/word/2010/wordprocessingCanvas" xmlns:cx="http://schemas.microsoft.com/office/drawing/2014/chartex" xmlns:cx1="http://schemas.microsoft.com/office/drawing/2015/9/8/chartex" xmlns:cx2="http://schemas.microsoft.com/office/drawing/2015/10/21/chartex" xmlns:cx3="http://schemas.microsoft.com/office/drawing/2016/5/9/chartex" xmlns:cx4="http://schemas.microsoft.com/office/drawing/2016/5/10/chartex" xmlns:cx5="http://schemas.microsoft.com/office/drawing/2016/5/11/chartex" xmlns:cx6="http://schemas.microsoft.com/office/drawing/2016/5/12/chartex" xmlns:cx7="http://schemas.microsoft.com/office/drawing/2016/5/13/chartex" xmlns:cx8="http://schemas.microsoft.com/office/drawing/2016/5/14/chartex" xmlns:mc="http://schemas.openxmlformats.org/markup-compatibility/2006" xmlns:m="http://schemas.openxmlformats.org/officeDocument/2006/math" xmlns:aink="http://schemas.microsoft.com/office/drawing/2016/ink" xmlns:am3d="http://schemas.microsoft.com/office/drawing/2017/model3d" xmlns:oel="http://schemas.microsoft.com/office/2019/extlst" xmlns:r="http://schemas.openxmlformats.org/officeDocument/2006/relationships" xmlns:wp14="http://schemas.microsoft.com/office/word/2010/wordprocessingDrawing" xmlns:wp="http://schemas.openxmlformats.org/drawingml/2006/wordprocessingDrawing" xmlns:wpg="http://schemas.microsoft.com/office/word/2010/wordprocessingGroup" xmlns:wpi="http://schemas.microsoft.com/office/word/2010/wordprocessingInk" xmlns:wps="http://schemas.microsoft.com/office/word/2010/wordprocessingShape" xmlns:o="urn:schemas-microsoft-com:office:office" xmlns:v="urn:schemas-microsoft-com:vml" xmlns:w10="urn:schemas-microsoft-com:office:word" xmlns:w="http://schemas.openxmlformats.org/wordprocessingml/2006/main" xmlns:w14="http://schemas.microsoft.com/office/word/2010/wordml" xmlns:w15="http://schemas.microsoft.com/office/word/2012/wordml" xmlns:w16cex="http://schemas.microsoft.com/office/word/2018/wordml/cex" xmlns:w16cid="http://schemas.microsoft.com/office/word/2016/wordml/cid" xmlns:w16="http://schemas.microsoft.com/office/word/2018/wordml" xmlns:w16sdtdh="http://schemas.microsoft.com/office/word/2020/wordml/sdtdatahash" xmlns:w16sdtfl="http://schemas.microsoft.com/office/word/2024/wordml/sdtformatlock" xmlns:w16se="http://schemas.microsoft.com/office/word/2015/wordml/symex" xmlns:w16du="http://schemas.microsoft.com/office/word/2023/wordml/word16du" xmlns:wne="http://schemas.microsoft.com/office/word/2006/wordml" mc:Ignorable="w14 w15 w16se w16cid w16 w16cex w16sdtdh w16sdtfl w16du wp14">
   <w:body>
     <w:p>
       <w:pPr>
@@ -14,16 +14,7 @@
           <w:b/>
           <w:bCs/>
         </w:rPr>
-        <w:t>. Overview</w:t>
-      </w:r>
-    </w:p>
-    <w:p>
-      <w:r>
-        <w:rPr>
-          <w:b/>
-          <w:bCs/>
-        </w:rPr>
-        <w:t>Q&amp;A (0)</w:t>
+        <w:t>Overview</w:t>
       </w:r>
     </w:p>
     <w:p>
@@ -32,11 +23,6 @@
       </w:r>
     </w:p>
     <w:p>
-      <w:r>
-        <w:t>Mark step incomplete</w:t>
-      </w:r>
-    </w:p>
-    <w:p>
       <w:pPr>
         <w:rPr>
           <w:b/>
@@ -53,16 +39,23 @@
     </w:p>
     <w:p>
       <w:r>
-        <w:rPr>
-          <w:b/>
-          <w:bCs/>
-        </w:rPr>
-        <w:t>Q&amp;A (0)</w:t>
-      </w:r>
-    </w:p>
-    <w:p>
-      <w:r>
-        <w:t>Animating can be a very time intensive task. Often, animators have to decide where best to spend their time on a project, and may opt to use pre-built animations for background characters, or for animation sets that don’t need to be unique. This allows them to work on what the user will see the most in the interactive experience. Not all character types can easily make use of animation built for another rig, but in Unity, any character that follows a basic humanoid shape (a head, two legs, two arms) can make use of the </w:t>
+        <w:t xml:space="preserve">Animating can be a very time intensive task. Often, animators </w:t>
+      </w:r>
+      <w:proofErr w:type="gramStart"/>
+      <w:r>
+        <w:t>have to</w:t>
+      </w:r>
+      <w:proofErr w:type="gramEnd"/>
+      <w:r>
+        <w:t xml:space="preserve"> decide where best to spend their time on a </w:t>
+      </w:r>
+      <w:proofErr w:type="gramStart"/>
+      <w:r>
+        <w:t>project, and</w:t>
+      </w:r>
+      <w:proofErr w:type="gramEnd"/>
+      <w:r>
+        <w:t xml:space="preserve"> may opt to use pre-built animations for background characters, or for animation sets that don’t need to be unique. This allows them to work on what the user will see the most in the interactive experience. Not all character types can easily make use of animation built for another rig, but in Unity, any character that follows a basic humanoid shape (a head, two legs, two arms) can make use of the </w:t>
       </w:r>
       <w:r>
         <w:rPr>
@@ -77,38 +70,16 @@
     </w:p>
     <w:p>
       <w:r>
-        <w:t>Replay</w:t>
-      </w:r>
-    </w:p>
-    <w:p>
-      <w:r>
-        <w:t>Mute</w:t>
-      </w:r>
-    </w:p>
-    <w:p>
-      <w:r>
-        <w:t>Remaining Time -0:00</w:t>
-      </w:r>
-    </w:p>
-    <w:p>
-      <w:r>
-        <w:t>1x</w:t>
-      </w:r>
-    </w:p>
-    <w:p>
-      <w:r>
-        <w:t>Playback Rate</w:t>
-      </w:r>
-    </w:p>
-    <w:p>
-      <w:r>
-        <w:t>Fullscreen</w:t>
-      </w:r>
-    </w:p>
-    <w:p>
-      <w:r>
         <w:br/>
-        <w:t>Aside from creating animation yourself in a DCC, there are hundreds of animation sets available for use online, especially on the </w:t>
+        <w:t xml:space="preserve">Aside from creating animation yourself in a DCC, there are hundreds of </w:t>
+      </w:r>
+      <w:proofErr w:type="gramStart"/>
+      <w:r>
+        <w:t>animation</w:t>
+      </w:r>
+      <w:proofErr w:type="gramEnd"/>
+      <w:r>
+        <w:t xml:space="preserve"> sets available for use online, especially on the </w:t>
       </w:r>
       <w:hyperlink r:id="rId5" w:tgtFrame="_self" w:history="1">
         <w:r>
@@ -123,11 +94,6 @@
       </w:r>
     </w:p>
     <w:p>
-      <w:r>
-        <w:t>Mark step incomplete</w:t>
-      </w:r>
-    </w:p>
-    <w:p>
       <w:pPr>
         <w:rPr>
           <w:b/>
@@ -148,66 +114,226 @@
           <w:b/>
           <w:bCs/>
         </w:rPr>
-        <w:t>Q&amp;A (0)</w:t>
-      </w:r>
-    </w:p>
-    <w:p>
-      <w:r>
-        <w:rPr>
-          <w:b/>
-          <w:bCs/>
-        </w:rPr>
         <w:t>1.</w:t>
       </w:r>
       <w:r>
-        <w:t> Open the TutorialScene_Animation_SharedAnimation scene located in the scenes folder.</w:t>
-      </w:r>
-    </w:p>
-    <w:p>
-      <w:r>
-        <w:rPr>
-          <w:b/>
-          <w:bCs/>
-        </w:rPr>
+        <w:t xml:space="preserve"> Open the </w:t>
+      </w:r>
+      <w:proofErr w:type="spellStart"/>
+      <w:r>
+        <w:t>TutorialScene_Animation_SharedAnimation</w:t>
+      </w:r>
+      <w:proofErr w:type="spellEnd"/>
+      <w:r>
+        <w:t xml:space="preserve"> scene located in the scenes folder.</w:t>
+      </w:r>
+    </w:p>
+    <w:p>
+      <w:r>
+        <w:rPr>
+          <w:b/>
+          <w:bCs/>
+        </w:rPr>
+        <w:t>2. </w:t>
+      </w:r>
+      <w:r>
+        <w:t>Enter </w:t>
+      </w:r>
+      <w:r>
+        <w:rPr>
+          <w:b/>
+          <w:bCs/>
+        </w:rPr>
+        <w:t>Play mode</w:t>
+      </w:r>
+      <w:r>
+        <w:t> and observe the scene.</w:t>
+      </w:r>
+    </w:p>
+    <w:p>
+      <w:r>
+        <w:t>This scene has several characters standing together on the platform in a group, but currently only the one in the front is animating. Before you begin adding new animations to the controller, let’s make sure the other characters can animate as well.</w:t>
+      </w:r>
+    </w:p>
+    <w:p>
+      <w:r>
+        <w:rPr>
+          <w:b/>
+          <w:bCs/>
+        </w:rPr>
+        <w:t>3.</w:t>
+      </w:r>
+      <w:r>
+        <w:t> Exit </w:t>
+      </w:r>
+      <w:r>
+        <w:rPr>
+          <w:b/>
+          <w:bCs/>
+        </w:rPr>
+        <w:t>Play mode</w:t>
+      </w:r>
+      <w:r>
+        <w:t>.</w:t>
+      </w:r>
+    </w:p>
+    <w:p>
+      <w:r>
+        <w:rPr>
+          <w:b/>
+          <w:bCs/>
+        </w:rPr>
+        <w:t>4. </w:t>
+      </w:r>
+      <w:r>
+        <w:t xml:space="preserve">Locate the Characters group in the Hierarchy and expand it to view </w:t>
+      </w:r>
+      <w:proofErr w:type="gramStart"/>
+      <w:r>
+        <w:t>all of</w:t>
+      </w:r>
+      <w:proofErr w:type="gramEnd"/>
+      <w:r>
+        <w:t xml:space="preserve"> the characters.</w:t>
+      </w:r>
+    </w:p>
+    <w:p>
+      <w:r>
+        <w:rPr>
+          <w:b/>
+          <w:bCs/>
+        </w:rPr>
+        <w:t>5.</w:t>
+      </w:r>
+      <w:r>
+        <w:t xml:space="preserve"> Select </w:t>
+      </w:r>
+      <w:proofErr w:type="gramStart"/>
+      <w:r>
+        <w:t>all of</w:t>
+      </w:r>
+      <w:proofErr w:type="gramEnd"/>
+      <w:r>
+        <w:t xml:space="preserve"> the characters in the group and use the object picker in the Inspector to select the </w:t>
+      </w:r>
+      <w:proofErr w:type="spellStart"/>
+      <w:r>
+        <w:t>Shared_Controller</w:t>
+      </w:r>
+      <w:proofErr w:type="spellEnd"/>
+      <w:r>
+        <w:t xml:space="preserve"> Animator Controller for the Controller parameter.</w:t>
+      </w:r>
+    </w:p>
+    <w:p>
+      <w:r>
+        <w:rPr>
+          <w:b/>
+          <w:bCs/>
+        </w:rPr>
+        <w:t>6.</w:t>
+      </w:r>
+      <w:r>
+        <w:t> Enter </w:t>
+      </w:r>
+      <w:r>
+        <w:rPr>
+          <w:b/>
+          <w:bCs/>
+        </w:rPr>
+        <w:t>Play mode</w:t>
+      </w:r>
+      <w:r>
+        <w:t> again.</w:t>
+      </w:r>
+    </w:p>
+    <w:p>
+      <w:proofErr w:type="gramStart"/>
+      <w:r>
+        <w:t>All of</w:t>
+      </w:r>
+      <w:proofErr w:type="gramEnd"/>
+      <w:r>
+        <w:t xml:space="preserve"> the characters will begin to animate. Even though they’re all sharing the same Animator Controller, you’ll probably notice that they’re animating differently. This is because the Animator Controller has three idle animations that it randomly selects from. Each character has their own instance of the Animation Controller (in other words, individual characters have their own copy of </w:t>
+      </w:r>
+      <w:r>
         <w:lastRenderedPageBreak/>
-        <w:t>2. </w:t>
-      </w:r>
-      <w:r>
-        <w:t>Enter </w:t>
-      </w:r>
-      <w:r>
-        <w:rPr>
-          <w:b/>
-          <w:bCs/>
-        </w:rPr>
-        <w:t>Play mode</w:t>
-      </w:r>
-      <w:r>
-        <w:t> and observe the scene.</w:t>
-      </w:r>
-    </w:p>
-    <w:p>
-      <w:r>
-        <w:t>This scene has several characters standing together on the platform in a group, but currently only the one in the front is animating. Before you begin adding new animations to the controller, let’s make sure the other characters can animate as well.</w:t>
-      </w:r>
-    </w:p>
-    <w:p>
-      <w:r>
-        <w:rPr>
-          <w:b/>
-          <w:bCs/>
-        </w:rPr>
-        <w:t>3.</w:t>
-      </w:r>
-      <w:r>
-        <w:t> Exit </w:t>
-      </w:r>
-      <w:r>
-        <w:rPr>
-          <w:b/>
-          <w:bCs/>
-        </w:rPr>
-        <w:t>Play mode</w:t>
+        <w:t>the Controller rather than all working from the exact same Controller), which means that the random animation selected for the idle may differ!</w:t>
+      </w:r>
+    </w:p>
+    <w:p>
+      <w:pPr>
+        <w:rPr>
+          <w:b/>
+          <w:bCs/>
+        </w:rPr>
+      </w:pPr>
+      <w:r>
+        <w:rPr>
+          <w:b/>
+          <w:bCs/>
+        </w:rPr>
+        <w:t>4. Configure the animation type</w:t>
+      </w:r>
+    </w:p>
+    <w:p>
+      <w:r>
+        <w:t xml:space="preserve">When preparing animation for import into Unity, an animator </w:t>
+      </w:r>
+      <w:proofErr w:type="gramStart"/>
+      <w:r>
+        <w:t>is able to</w:t>
+      </w:r>
+      <w:proofErr w:type="gramEnd"/>
+      <w:r>
+        <w:t xml:space="preserve"> create different files for each individual </w:t>
+      </w:r>
+      <w:proofErr w:type="gramStart"/>
+      <w:r>
+        <w:t>animation, or</w:t>
+      </w:r>
+      <w:proofErr w:type="gramEnd"/>
+      <w:r>
+        <w:t xml:space="preserve"> animate everything together in one file. When a single file containing multiple animations is imported into Unity, it can be split up in the import settings in the Clips section. Here, you can define the start and ending keyframe of each individual animation, and Unity will separate them out for use.</w:t>
+      </w:r>
+    </w:p>
+    <w:p>
+      <w:r>
+        <w:rPr>
+          <w:b/>
+          <w:bCs/>
+        </w:rPr>
+        <w:t>1.</w:t>
+      </w:r>
+      <w:r>
+        <w:t> Navigate to the </w:t>
+      </w:r>
+      <w:r>
+        <w:rPr>
+          <w:b/>
+          <w:bCs/>
+        </w:rPr>
+        <w:t>Imported Animations</w:t>
+      </w:r>
+      <w:r>
+        <w:t> folder nested in the </w:t>
+      </w:r>
+      <w:r>
+        <w:rPr>
+          <w:b/>
+          <w:bCs/>
+        </w:rPr>
+        <w:t>Animations</w:t>
+      </w:r>
+      <w:r>
+        <w:t> folder and select </w:t>
+      </w:r>
+      <w:r>
+        <w:rPr>
+          <w:b/>
+          <w:bCs/>
+        </w:rPr>
+        <w:t>Dance_x3</w:t>
       </w:r>
       <w:r>
         <w:t>.</w:t>
@@ -219,133 +345,6 @@
           <w:b/>
           <w:bCs/>
         </w:rPr>
-        <w:t>4. </w:t>
-      </w:r>
-      <w:r>
-        <w:t>Locate the Characters group in the Hierarchy and expand it to view all of the characters.</w:t>
-      </w:r>
-    </w:p>
-    <w:p>
-      <w:r>
-        <w:rPr>
-          <w:b/>
-          <w:bCs/>
-        </w:rPr>
-        <w:t>5.</w:t>
-      </w:r>
-      <w:r>
-        <w:t> Select all of the characters in the group and use the object picker in the Inspector to select the Shared_Controller Animator Controller for the Controller parameter.</w:t>
-      </w:r>
-    </w:p>
-    <w:p>
-      <w:r>
-        <w:rPr>
-          <w:b/>
-          <w:bCs/>
-        </w:rPr>
-        <w:t>6.</w:t>
-      </w:r>
-      <w:r>
-        <w:t> Enter </w:t>
-      </w:r>
-      <w:r>
-        <w:rPr>
-          <w:b/>
-          <w:bCs/>
-        </w:rPr>
-        <w:t>Play mode</w:t>
-      </w:r>
-      <w:r>
-        <w:t> again.</w:t>
-      </w:r>
-    </w:p>
-    <w:p>
-      <w:r>
-        <w:t>All of the characters will begin to animate. Even though they’re all sharing the same Animator Controller, you’ll probably notice that they’re animating differently. This is because the Animator Controller has three idle animations that it randomly selects from. Each character has their own instance of the Animation Controller (in other words, individual characters have their own copy of the Controller rather than all working from the exact same Controller), which means that the random animation selected for the idle may differ!</w:t>
-      </w:r>
-    </w:p>
-    <w:p>
-      <w:r>
-        <w:t>Mark step incomplete</w:t>
-      </w:r>
-    </w:p>
-    <w:p>
-      <w:pPr>
-        <w:rPr>
-          <w:b/>
-          <w:bCs/>
-        </w:rPr>
-      </w:pPr>
-      <w:r>
-        <w:rPr>
-          <w:b/>
-          <w:bCs/>
-        </w:rPr>
-        <w:t>4. Configure the animation type</w:t>
-      </w:r>
-    </w:p>
-    <w:p>
-      <w:r>
-        <w:rPr>
-          <w:b/>
-          <w:bCs/>
-        </w:rPr>
-        <w:t>Q&amp;A (0)</w:t>
-      </w:r>
-    </w:p>
-    <w:p>
-      <w:r>
-        <w:t>When preparing animation for import into Unity, an animator is able to create different files for each individual animation, or animate everything together in one file. When a single file containing multiple animations is imported into Unity, it can be split up in the import settings in the Clips section. Here, you can define the start and ending keyframe of each individual animation, and Unity will separate them out for use.</w:t>
-      </w:r>
-    </w:p>
-    <w:p>
-      <w:r>
-        <w:rPr>
-          <w:b/>
-          <w:bCs/>
-        </w:rPr>
-        <w:t>1.</w:t>
-      </w:r>
-      <w:r>
-        <w:t> Navigate to the </w:t>
-      </w:r>
-      <w:r>
-        <w:rPr>
-          <w:b/>
-          <w:bCs/>
-        </w:rPr>
-        <w:t>Imported Animations</w:t>
-      </w:r>
-      <w:r>
-        <w:t> folder nested in the </w:t>
-      </w:r>
-      <w:r>
-        <w:rPr>
-          <w:b/>
-          <w:bCs/>
-        </w:rPr>
-        <w:t>Animations</w:t>
-      </w:r>
-      <w:r>
-        <w:t> folder and select </w:t>
-      </w:r>
-      <w:r>
-        <w:rPr>
-          <w:b/>
-          <w:bCs/>
-        </w:rPr>
-        <w:t>Dance_x3</w:t>
-      </w:r>
-      <w:r>
-        <w:t>.</w:t>
-      </w:r>
-    </w:p>
-    <w:p>
-      <w:r>
-        <w:rPr>
-          <w:b/>
-          <w:bCs/>
-        </w:rPr>
         <w:t>2.</w:t>
       </w:r>
       <w:r>
@@ -364,7 +363,9 @@
     </w:p>
     <w:p>
       <w:r>
-        <w:lastRenderedPageBreak/>
+        <w:rPr>
+          <w:noProof/>
+        </w:rPr>
         <w:drawing>
           <wp:inline distT="0" distB="0" distL="0" distR="0" wp14:anchorId="1C7E24E2" wp14:editId="29FD88C7">
             <wp:extent cx="4610100" cy="2171700"/>
@@ -544,16 +545,16 @@
     </w:p>
     <w:p>
       <w:r>
-        <w:rPr>
-          <w:b/>
-          <w:bCs/>
-        </w:rPr>
-        <w:t>Q&amp;A (0)</w:t>
-      </w:r>
-    </w:p>
-    <w:p>
-      <w:r>
-        <w:t>Let’s take a look at the animations you’re importing.</w:t>
+        <w:lastRenderedPageBreak/>
+        <w:t xml:space="preserve">Let’s </w:t>
+      </w:r>
+      <w:proofErr w:type="gramStart"/>
+      <w:r>
+        <w:t>take a look</w:t>
+      </w:r>
+      <w:proofErr w:type="gramEnd"/>
+      <w:r>
+        <w:t xml:space="preserve"> at the animations you’re importing.</w:t>
       </w:r>
     </w:p>
     <w:p>
@@ -565,7 +566,15 @@
         <w:t>1. </w:t>
       </w:r>
       <w:r>
-        <w:t>With the Dance_x3 fbx file still selected, in the Inspector, select the </w:t>
+        <w:t xml:space="preserve">With the Dance_x3 </w:t>
+      </w:r>
+      <w:proofErr w:type="spellStart"/>
+      <w:r>
+        <w:t>fbx</w:t>
+      </w:r>
+      <w:proofErr w:type="spellEnd"/>
+      <w:r>
+        <w:t xml:space="preserve"> file still selected, in the Inspector, select the </w:t>
       </w:r>
       <w:r>
         <w:rPr>
@@ -602,7 +611,15 @@
     </w:p>
     <w:p>
       <w:r>
-        <w:t>The imported animation set contains three distinct dance sequences in one Animation Clip. Currently, these animations can’t be accessed individually, so let’s fix that next. The top half of the Animation import settings contains the Clips section; this is where you can define the individual Animation Clips.</w:t>
+        <w:t xml:space="preserve">The imported animation set contains three distinct dance sequences in one Animation Clip. Currently, these animations can’t be accessed individually, so let’s fix that next. The top half of the Animation import settings </w:t>
+      </w:r>
+      <w:proofErr w:type="gramStart"/>
+      <w:r>
+        <w:t>contains</w:t>
+      </w:r>
+      <w:proofErr w:type="gramEnd"/>
+      <w:r>
+        <w:t xml:space="preserve"> the Clips section; this is where you can define the individual Animation Clips.</w:t>
       </w:r>
     </w:p>
     <w:p>
@@ -622,12 +639,14 @@
     </w:p>
     <w:p>
       <w:r>
-        <w:lastRenderedPageBreak/>
         <w:t>4. Select the first clip labeled Dance_x3 to select it in the clip editing section below Clips and rename the Dance_x3 clip to Dance_01.</w:t>
       </w:r>
     </w:p>
     <w:p>
       <w:r>
+        <w:rPr>
+          <w:noProof/>
+        </w:rPr>
         <w:drawing>
           <wp:inline distT="0" distB="0" distL="0" distR="0" wp14:anchorId="2E59B217" wp14:editId="673441F9">
             <wp:extent cx="5648325" cy="3076575"/>
@@ -719,10 +738,19 @@
           <w:b/>
           <w:bCs/>
         </w:rPr>
+        <w:lastRenderedPageBreak/>
         <w:t>7.</w:t>
       </w:r>
       <w:r>
-        <w:t> Preview the animation and make sure that it is looping seamlessly, and adjust the end frame if needed.</w:t>
+        <w:t xml:space="preserve"> Preview the animation and make sure that it is looping </w:t>
+      </w:r>
+      <w:proofErr w:type="gramStart"/>
+      <w:r>
+        <w:t>seamlessly, and</w:t>
+      </w:r>
+      <w:proofErr w:type="gramEnd"/>
+      <w:r>
+        <w:t xml:space="preserve"> adjust the end frame if needed.</w:t>
       </w:r>
     </w:p>
     <w:p>
@@ -763,7 +791,383 @@
           <w:b/>
           <w:bCs/>
         </w:rPr>
+        <w:t>9.</w:t>
+      </w:r>
+      <w:r>
+        <w:t> Enable the </w:t>
+      </w:r>
+      <w:r>
+        <w:rPr>
+          <w:b/>
+          <w:bCs/>
+        </w:rPr>
+        <w:t>Bake into Pose</w:t>
+      </w:r>
+      <w:r>
+        <w:t> option in Root Transform Rotation, Root Transform Position (Y), and Root Transform Position (XZ)</w:t>
+      </w:r>
+    </w:p>
+    <w:p>
+      <w:r>
+        <w:t>The ground plane in the preview will now be steady.</w:t>
+      </w:r>
+    </w:p>
+    <w:p>
+      <w:r>
+        <w:rPr>
+          <w:rFonts w:ascii="Arial" w:hAnsi="Arial" w:cs="Arial"/>
+        </w:rPr>
+        <w:t>I</w:t>
+      </w:r>
+      <w:r>
+        <w:rPr>
+          <w:rFonts w:ascii="Arial" w:hAnsi="Arial" w:cs="Arial"/>
+        </w:rPr>
+        <w:t xml:space="preserve">n Unity's </w:t>
+      </w:r>
+      <w:proofErr w:type="spellStart"/>
+      <w:r>
+        <w:rPr>
+          <w:rFonts w:ascii="Arial" w:hAnsi="Arial" w:cs="Arial"/>
+        </w:rPr>
+        <w:t>Mecanim</w:t>
+      </w:r>
+      <w:proofErr w:type="spellEnd"/>
+      <w:r>
+        <w:rPr>
+          <w:rFonts w:ascii="Arial" w:hAnsi="Arial" w:cs="Arial"/>
+        </w:rPr>
+        <w:t xml:space="preserve"> animation system, </w:t>
+      </w:r>
+      <w:r>
+        <w:rPr>
+          <w:rStyle w:val="Strong"/>
+          <w:rFonts w:ascii="Arial" w:hAnsi="Arial" w:cs="Arial"/>
+        </w:rPr>
+        <w:t>Root Motion</w:t>
+      </w:r>
+      <w:r>
+        <w:t xml:space="preserve"> and the </w:t>
+      </w:r>
+      <w:r>
+        <w:rPr>
+          <w:rStyle w:val="Strong"/>
+          <w:rFonts w:ascii="Arial" w:hAnsi="Arial" w:cs="Arial"/>
+        </w:rPr>
+        <w:t>Root Transform</w:t>
+      </w:r>
+      <w:r>
+        <w:t xml:space="preserve"> are the mechanics used to drive a character's physical movement through the world using the animation data itself, rather than relying strictly on custom C# code.</w:t>
+      </w:r>
+    </w:p>
+    <w:p>
+      <w:r>
+        <w:rPr>
+          <w:rFonts w:ascii="Arial" w:hAnsi="Arial" w:cs="Arial"/>
+          <w:b/>
+          <w:bCs/>
+        </w:rPr>
+        <w:t>Root Motion</w:t>
+      </w:r>
+      <w:r>
+        <w:rPr>
+          <w:rFonts w:ascii="Arial" w:hAnsi="Arial" w:cs="Arial"/>
+        </w:rPr>
+        <w:t xml:space="preserve"> is an animation technique where the character's movement in the game world is dictated by the </w:t>
+      </w:r>
+      <w:r>
+        <w:rPr>
+          <w:rFonts w:ascii="Arial" w:hAnsi="Arial" w:cs="Arial"/>
+          <w:b/>
+          <w:bCs/>
+        </w:rPr>
+        <w:t>root bone</w:t>
+      </w:r>
+      <w:r>
+        <w:rPr>
+          <w:rFonts w:ascii="Arial" w:hAnsi="Arial" w:cs="Arial"/>
+        </w:rPr>
+        <w:t xml:space="preserve"> or </w:t>
+      </w:r>
+      <w:r>
+        <w:rPr>
+          <w:rFonts w:ascii="Arial" w:hAnsi="Arial" w:cs="Arial"/>
+          <w:b/>
+          <w:bCs/>
+        </w:rPr>
+        <w:t>mass center</w:t>
+      </w:r>
+      <w:r>
+        <w:rPr>
+          <w:rFonts w:ascii="Arial" w:hAnsi="Arial" w:cs="Arial"/>
+        </w:rPr>
+        <w:t xml:space="preserve"> of the animation data.</w:t>
+      </w:r>
+      <w:r>
+        <w:t xml:space="preserve"> </w:t>
+      </w:r>
+    </w:p>
+    <w:p>
+      <w:pPr>
+        <w:rPr>
+          <w:rFonts w:ascii="Arial" w:hAnsi="Arial" w:cs="Arial"/>
+        </w:rPr>
+      </w:pPr>
+      <w:r>
+        <w:rPr>
+          <w:rFonts w:ascii="Arial" w:hAnsi="Arial" w:cs="Arial"/>
+        </w:rPr>
+        <w:t xml:space="preserve">The </w:t>
+      </w:r>
+      <w:r>
+        <w:rPr>
+          <w:rStyle w:val="Strong"/>
+          <w:rFonts w:ascii="Arial" w:hAnsi="Arial" w:cs="Arial"/>
+        </w:rPr>
+        <w:t>Root Transform</w:t>
+      </w:r>
+      <w:r>
+        <w:rPr>
+          <w:rFonts w:ascii="Arial" w:hAnsi="Arial" w:cs="Arial"/>
+        </w:rPr>
+        <w:t xml:space="preserve"> is a runtime projection of the character's </w:t>
+      </w:r>
+      <w:r>
+        <w:rPr>
+          <w:rStyle w:val="Strong"/>
+          <w:rFonts w:ascii="Arial" w:hAnsi="Arial" w:cs="Arial"/>
+        </w:rPr>
+        <w:t>Body Transform</w:t>
+      </w:r>
+      <w:r>
+        <w:rPr>
+          <w:rFonts w:ascii="Arial" w:hAnsi="Arial" w:cs="Arial"/>
+        </w:rPr>
+        <w:t xml:space="preserve"> (their center of mass, usually near the hips/pelvis) onto the flat ground Y-plane. </w:t>
+      </w:r>
+    </w:p>
+    <w:p>
+      <w:pPr>
+        <w:rPr>
+          <w:rFonts w:ascii="Arial" w:hAnsi="Arial" w:cs="Arial"/>
+        </w:rPr>
+      </w:pPr>
+      <w:r>
+        <w:rPr>
+          <w:rStyle w:val="yadgie"/>
+          <w:rFonts w:ascii="Arial" w:hAnsi="Arial" w:cs="Arial"/>
+        </w:rPr>
+        <w:t xml:space="preserve">Unity uses the Root Transform to separate the visual "pose" of the character from their actual physical position in the game world. In the Animation Clip inspector, Unity lets you manipulate how this Root Transform behaves across three axes: </w:t>
+      </w:r>
+      <w:r>
+        <w:rPr>
+          <w:rStyle w:val="yadgie"/>
+          <w:rFonts w:ascii="Arial" w:hAnsi="Arial" w:cs="Arial"/>
+          <w:b/>
+          <w:bCs/>
+        </w:rPr>
+        <w:t>Rotation</w:t>
+      </w:r>
+      <w:r>
+        <w:rPr>
+          <w:rStyle w:val="yadgie"/>
+          <w:rFonts w:ascii="Arial" w:hAnsi="Arial" w:cs="Arial"/>
+        </w:rPr>
+        <w:t xml:space="preserve">, </w:t>
+      </w:r>
+      <w:r>
+        <w:rPr>
+          <w:rStyle w:val="yadgie"/>
+          <w:rFonts w:ascii="Arial" w:hAnsi="Arial" w:cs="Arial"/>
+          <w:b/>
+          <w:bCs/>
+        </w:rPr>
+        <w:t>Position (Y)</w:t>
+      </w:r>
+      <w:r>
+        <w:rPr>
+          <w:rStyle w:val="yadgie"/>
+          <w:rFonts w:ascii="Arial" w:hAnsi="Arial" w:cs="Arial"/>
+        </w:rPr>
+        <w:t xml:space="preserve">, and </w:t>
+      </w:r>
+      <w:r>
+        <w:rPr>
+          <w:rStyle w:val="yadgie"/>
+          <w:rFonts w:ascii="Arial" w:hAnsi="Arial" w:cs="Arial"/>
+          <w:b/>
+          <w:bCs/>
+        </w:rPr>
+        <w:t>Position (XZ)</w:t>
+      </w:r>
+      <w:r>
+        <w:rPr>
+          <w:rStyle w:val="yadgie"/>
+          <w:rFonts w:ascii="Arial" w:hAnsi="Arial" w:cs="Arial"/>
+        </w:rPr>
+        <w:t>.</w:t>
+      </w:r>
+      <w:r>
+        <w:rPr>
+          <w:rFonts w:ascii="Arial" w:hAnsi="Arial" w:cs="Arial"/>
+        </w:rPr>
+        <w:t xml:space="preserve"> </w:t>
+      </w:r>
+    </w:p>
+    <w:p/>
+    <w:p>
+      <w:pPr>
+        <w:rPr>
+          <w:b/>
+          <w:bCs/>
+        </w:rPr>
+      </w:pPr>
+      <w:r>
+        <w:rPr>
+          <w:b/>
+          <w:bCs/>
+        </w:rPr>
+        <w:t>6. Configure the two remaining clips</w:t>
+      </w:r>
+    </w:p>
+    <w:p>
+      <w:r>
+        <w:t>The process you just completed for the first clip must now be repeated for the remaining two clips.</w:t>
+      </w:r>
+    </w:p>
+    <w:p>
+      <w:r>
+        <w:rPr>
+          <w:b/>
+          <w:bCs/>
+        </w:rPr>
+        <w:t>1.</w:t>
+      </w:r>
+      <w:r>
+        <w:t> Select the second clip in the Clips list, currently named Take 001, and rename it to Dance_02.</w:t>
+      </w:r>
+    </w:p>
+    <w:p>
+      <w:r>
+        <w:rPr>
+          <w:b/>
+          <w:bCs/>
+        </w:rPr>
+        <w:t>2.</w:t>
+      </w:r>
+      <w:r>
+        <w:t> Set the Start frame to 151.</w:t>
+      </w:r>
+    </w:p>
+    <w:p>
+      <w:r>
+        <w:rPr>
+          <w:b/>
+          <w:bCs/>
+        </w:rPr>
+        <w:t>3.</w:t>
+      </w:r>
+      <w:r>
+        <w:t> Set the End frame to 260.</w:t>
+      </w:r>
+    </w:p>
+    <w:p>
+      <w:r>
+        <w:rPr>
+          <w:b/>
+          <w:bCs/>
+        </w:rPr>
+        <w:t>4.</w:t>
+      </w:r>
+      <w:r>
+        <w:t> Enable </w:t>
+      </w:r>
+      <w:r>
+        <w:rPr>
+          <w:b/>
+          <w:bCs/>
+        </w:rPr>
+        <w:t>Loop Time</w:t>
+      </w:r>
+      <w:r>
+        <w:t>.</w:t>
+      </w:r>
+    </w:p>
+    <w:p>
+      <w:r>
+        <w:rPr>
+          <w:b/>
+          <w:bCs/>
+        </w:rPr>
+        <w:t>5.</w:t>
+      </w:r>
+      <w:r>
+        <w:t> Enable the </w:t>
+      </w:r>
+      <w:r>
+        <w:rPr>
+          <w:b/>
+          <w:bCs/>
+        </w:rPr>
+        <w:t>Bake into Pose</w:t>
+      </w:r>
+      <w:r>
+        <w:t> option in Root Transform Rotation, Root Transform Position (Y), and Root Transform Position (XZ).</w:t>
+      </w:r>
+    </w:p>
+    <w:p>
+      <w:r>
+        <w:rPr>
+          <w:b/>
+          <w:bCs/>
+        </w:rPr>
+        <w:t>6.</w:t>
+      </w:r>
+      <w:r>
+        <w:t> Select the final clip in the Clips list and rename it to Dance_03.</w:t>
+      </w:r>
+    </w:p>
+    <w:p>
+      <w:r>
+        <w:rPr>
+          <w:b/>
+          <w:bCs/>
+        </w:rPr>
         <w:lastRenderedPageBreak/>
+        <w:t>7.</w:t>
+      </w:r>
+      <w:r>
+        <w:t> Set the Start frame to 261 and leave the End frame at 350.</w:t>
+      </w:r>
+    </w:p>
+    <w:p>
+      <w:r>
+        <w:rPr>
+          <w:b/>
+          <w:bCs/>
+        </w:rPr>
+        <w:t>8.</w:t>
+      </w:r>
+      <w:r>
+        <w:t> Enable </w:t>
+      </w:r>
+      <w:r>
+        <w:rPr>
+          <w:b/>
+          <w:bCs/>
+        </w:rPr>
+        <w:t>Loop Time</w:t>
+      </w:r>
+      <w:r>
+        <w:t>.</w:t>
+      </w:r>
+    </w:p>
+    <w:p>
+      <w:r>
+        <w:rPr>
+          <w:b/>
+          <w:bCs/>
+        </w:rPr>
         <w:t>9.</w:t>
       </w:r>
       <w:r>
@@ -777,19 +1181,30 @@
         <w:t>Bake into Pose</w:t>
       </w:r>
       <w:r>
-        <w:t> option in Root Transform Rotation, Root Transform Position (Y), and Root Transform Position (XZ)</w:t>
-      </w:r>
-    </w:p>
-    <w:p>
-      <w:r>
-        <w:t>The ground plane in the preview will now be steady.</w:t>
-      </w:r>
-    </w:p>
-    <w:p>
-      <w:r>
-        <w:t>Mark step incomplete</w:t>
-      </w:r>
-    </w:p>
+        <w:t> option in Root Transform Rotation, Root Transform Position (Y), and Root Transform Position (XZ).</w:t>
+      </w:r>
+    </w:p>
+    <w:p>
+      <w:r>
+        <w:rPr>
+          <w:b/>
+          <w:bCs/>
+        </w:rPr>
+        <w:t>10.</w:t>
+      </w:r>
+      <w:r>
+        <w:t xml:space="preserve"> Scroll down to the very bottom of the inspector and select Apply to save </w:t>
+      </w:r>
+      <w:proofErr w:type="gramStart"/>
+      <w:r>
+        <w:t>all of</w:t>
+      </w:r>
+      <w:proofErr w:type="gramEnd"/>
+      <w:r>
+        <w:t xml:space="preserve"> your import changes.</w:t>
+      </w:r>
+    </w:p>
+    <w:p/>
     <w:p>
       <w:pPr>
         <w:rPr>
@@ -802,21 +1217,12 @@
           <w:b/>
           <w:bCs/>
         </w:rPr>
-        <w:t>6. Configure the two remaining clips</w:t>
-      </w:r>
-    </w:p>
-    <w:p>
-      <w:r>
-        <w:rPr>
-          <w:b/>
-          <w:bCs/>
-        </w:rPr>
-        <w:t>Q&amp;A (0)</w:t>
-      </w:r>
-    </w:p>
-    <w:p>
-      <w:r>
-        <w:t>The process you just completed for the first clip must now be repeated for the remaining two clips.</w:t>
+        <w:t>7. Add the new clips to the animation controller</w:t>
+      </w:r>
+    </w:p>
+    <w:p>
+      <w:r>
+        <w:t>The new clips are now fully configured and can be added to the already existing Animator Controller.</w:t>
       </w:r>
     </w:p>
     <w:p>
@@ -828,7 +1234,15 @@
         <w:t>1.</w:t>
       </w:r>
       <w:r>
-        <w:t> Select the second clip in the Clips list, currently named Take 001, and rename it to Dance_02.</w:t>
+        <w:t xml:space="preserve"> In the animations folder, locate the </w:t>
+      </w:r>
+      <w:proofErr w:type="spellStart"/>
+      <w:r>
+        <w:t>Shared_Controller</w:t>
+      </w:r>
+      <w:proofErr w:type="spellEnd"/>
+      <w:r>
+        <w:t xml:space="preserve"> Animation Controller and double-click to open it in the Animator.</w:t>
       </w:r>
     </w:p>
     <w:p>
@@ -840,206 +1254,14 @@
         <w:t>2.</w:t>
       </w:r>
       <w:r>
-        <w:t> Set the Start frame to 151.</w:t>
-      </w:r>
-    </w:p>
-    <w:p>
-      <w:r>
-        <w:rPr>
-          <w:b/>
-          <w:bCs/>
-        </w:rPr>
-        <w:t>3.</w:t>
-      </w:r>
-      <w:r>
-        <w:t> Set the End frame to 260.</w:t>
-      </w:r>
-    </w:p>
-    <w:p>
-      <w:r>
-        <w:rPr>
-          <w:b/>
-          <w:bCs/>
-        </w:rPr>
-        <w:t>4.</w:t>
-      </w:r>
-      <w:r>
-        <w:t> Enable </w:t>
-      </w:r>
-      <w:r>
-        <w:rPr>
-          <w:b/>
-          <w:bCs/>
-        </w:rPr>
-        <w:t>Loop Time</w:t>
-      </w:r>
-      <w:r>
-        <w:t>.</w:t>
-      </w:r>
-    </w:p>
-    <w:p>
-      <w:r>
-        <w:rPr>
-          <w:b/>
-          <w:bCs/>
-        </w:rPr>
-        <w:t>5.</w:t>
-      </w:r>
-      <w:r>
-        <w:t> Enable the </w:t>
-      </w:r>
-      <w:r>
-        <w:rPr>
-          <w:b/>
-          <w:bCs/>
-        </w:rPr>
-        <w:t>Bake into Pose</w:t>
-      </w:r>
-      <w:r>
-        <w:t> option in Root Transform Rotation, Root Transform Position (Y), and Root Transform Position (XZ).</w:t>
-      </w:r>
-    </w:p>
-    <w:p>
-      <w:r>
-        <w:rPr>
-          <w:b/>
-          <w:bCs/>
-        </w:rPr>
-        <w:t>6.</w:t>
-      </w:r>
-      <w:r>
-        <w:t> Select the final clip in the Clips list and rename it to Dance_03.</w:t>
-      </w:r>
-    </w:p>
-    <w:p>
-      <w:r>
-        <w:rPr>
-          <w:b/>
-          <w:bCs/>
-        </w:rPr>
-        <w:t>7.</w:t>
-      </w:r>
-      <w:r>
-        <w:t> Set the Start frame to 261 and leave the End frame at 350.</w:t>
-      </w:r>
-    </w:p>
-    <w:p>
-      <w:r>
-        <w:rPr>
-          <w:b/>
-          <w:bCs/>
-        </w:rPr>
-        <w:t>8.</w:t>
-      </w:r>
-      <w:r>
-        <w:t> Enable </w:t>
-      </w:r>
-      <w:r>
-        <w:rPr>
-          <w:b/>
-          <w:bCs/>
-        </w:rPr>
-        <w:t>Loop Time</w:t>
-      </w:r>
-      <w:r>
-        <w:t>.</w:t>
-      </w:r>
-    </w:p>
-    <w:p>
-      <w:r>
-        <w:rPr>
-          <w:b/>
-          <w:bCs/>
-        </w:rPr>
-        <w:t>9.</w:t>
-      </w:r>
-      <w:r>
-        <w:t> Enable the </w:t>
-      </w:r>
-      <w:r>
-        <w:rPr>
-          <w:b/>
-          <w:bCs/>
-        </w:rPr>
-        <w:t>Bake into Pose</w:t>
-      </w:r>
-      <w:r>
-        <w:t> option in Root Transform Rotation, Root Transform Position (Y), and Root Transform Position (XZ).</w:t>
-      </w:r>
-    </w:p>
-    <w:p>
-      <w:r>
-        <w:rPr>
-          <w:b/>
-          <w:bCs/>
-        </w:rPr>
-        <w:t>10.</w:t>
-      </w:r>
-      <w:r>
-        <w:t> Scroll down to the very bottom of the inspector and select Apply to save all of your import changes.</w:t>
-      </w:r>
-    </w:p>
-    <w:p>
-      <w:r>
-        <w:t>Mark step incomplete</w:t>
-      </w:r>
-    </w:p>
-    <w:p>
-      <w:pPr>
-        <w:rPr>
-          <w:b/>
-          <w:bCs/>
-        </w:rPr>
-      </w:pPr>
-      <w:r>
-        <w:rPr>
-          <w:b/>
-          <w:bCs/>
-        </w:rPr>
-        <w:t>7. Add the new clips to the animation controller</w:t>
-      </w:r>
-    </w:p>
-    <w:p>
-      <w:r>
-        <w:rPr>
-          <w:b/>
-          <w:bCs/>
-        </w:rPr>
-        <w:t>Q&amp;A (0)</w:t>
-      </w:r>
-    </w:p>
-    <w:p>
-      <w:r>
-        <w:t>The new clips are now fully configured and can be added to the already existing Animator Controller.</w:t>
-      </w:r>
-    </w:p>
-    <w:p>
-      <w:r>
-        <w:rPr>
-          <w:b/>
-          <w:bCs/>
-        </w:rPr>
-        <w:t>1.</w:t>
-      </w:r>
-      <w:r>
-        <w:t> In the animations folder, locate the Shared_Controller Animation Controller and double-click to open it in the Animator.</w:t>
-      </w:r>
-    </w:p>
-    <w:p>
-      <w:r>
-        <w:rPr>
-          <w:b/>
-          <w:bCs/>
-        </w:rPr>
-        <w:t>2.</w:t>
-      </w:r>
-      <w:r>
         <w:t> Dock the Animator directly below the Scene view so you have access to the Project window and the Animator at the same time.</w:t>
       </w:r>
     </w:p>
     <w:p>
       <w:r>
-        <w:lastRenderedPageBreak/>
+        <w:rPr>
+          <w:noProof/>
+        </w:rPr>
         <w:drawing>
           <wp:inline distT="0" distB="0" distL="0" distR="0" wp14:anchorId="4211FAD7" wp14:editId="2D31925E">
             <wp:extent cx="5943600" cy="4245610"/>
@@ -1096,6 +1318,7 @@
           <w:b/>
           <w:bCs/>
         </w:rPr>
+        <w:lastRenderedPageBreak/>
         <w:br/>
         <w:t>3.</w:t>
       </w:r>
@@ -1105,6 +1328,9 @@
     </w:p>
     <w:p>
       <w:r>
+        <w:rPr>
+          <w:noProof/>
+        </w:rPr>
         <w:drawing>
           <wp:inline distT="0" distB="0" distL="0" distR="0" wp14:anchorId="46D0E5D1" wp14:editId="71DB4333">
             <wp:extent cx="4229100" cy="2581275"/>
@@ -1164,66 +1390,74 @@
         <w:br/>
       </w:r>
       <w:r>
-        <w:t xml:space="preserve">Attached to each of the characters in the scene is a script called DanceParty. If you’d like to review </w:t>
-      </w:r>
-      <w:r>
+        <w:t xml:space="preserve">Attached to each of the characters in the scene is a script called </w:t>
+      </w:r>
+      <w:proofErr w:type="spellStart"/>
+      <w:r>
+        <w:t>DanceParty</w:t>
+      </w:r>
+      <w:proofErr w:type="spellEnd"/>
+      <w:r>
+        <w:t>. If you’d like to review it in Visual Studio, double-click it to open it. The script’s functionality is simple; when the application runs, the script accesses each character’s animator and will begin looking for keyboard input from the user. If the user presses Q, W, or E, then the script will call a Trigger Parameter named Dance_01, Dance_02, or Dance_03 respectively.</w:t>
+      </w:r>
+    </w:p>
+    <w:p>
+      <w:r>
+        <w:t>Let’s create those parameters in the Animator and connect them to the new Animation Clips.</w:t>
+      </w:r>
+    </w:p>
+    <w:p>
+      <w:r>
+        <w:rPr>
+          <w:b/>
+          <w:bCs/>
+        </w:rPr>
+        <w:t>5.</w:t>
+      </w:r>
+      <w:r>
+        <w:t> Select the </w:t>
+      </w:r>
+      <w:r>
+        <w:rPr>
+          <w:b/>
+          <w:bCs/>
+        </w:rPr>
+        <w:t>+</w:t>
+      </w:r>
+      <w:r>
+        <w:t> button in the Parameters tab of the Animator and select Trigger from the list.</w:t>
+      </w:r>
+    </w:p>
+    <w:p>
+      <w:r>
+        <w:rPr>
+          <w:b/>
+          <w:bCs/>
+        </w:rPr>
+        <w:t>6.</w:t>
+      </w:r>
+      <w:r>
+        <w:t> Name the new Trigger Dance_01, taking care to spell and case it exactly as written here, otherwise the script won’t work.</w:t>
+      </w:r>
+    </w:p>
+    <w:p>
+      <w:r>
+        <w:rPr>
+          <w:b/>
+          <w:bCs/>
+        </w:rPr>
+        <w:t>7.</w:t>
+      </w:r>
+      <w:r>
+        <w:t> Create two more Triggers and name them Dance_02 and Dance_03.</w:t>
+      </w:r>
+    </w:p>
+    <w:p>
+      <w:r>
+        <w:rPr>
+          <w:noProof/>
+        </w:rPr>
         <w:lastRenderedPageBreak/>
-        <w:t>it in Visual Studio, double-click it to open it. The script’s functionality is simple; when the application runs, the script accesses each character’s animator and will begin looking for keyboard input from the user. If the user presses Q, W, or E, then the script will call a Trigger Parameter named Dance_01, Dance_02, or Dance_03 respectively.</w:t>
-      </w:r>
-    </w:p>
-    <w:p>
-      <w:r>
-        <w:t>Let’s create those parameters in the Animator and connect them to the new Animation Clips.</w:t>
-      </w:r>
-    </w:p>
-    <w:p>
-      <w:r>
-        <w:rPr>
-          <w:b/>
-          <w:bCs/>
-        </w:rPr>
-        <w:t>5.</w:t>
-      </w:r>
-      <w:r>
-        <w:t> Select the </w:t>
-      </w:r>
-      <w:r>
-        <w:rPr>
-          <w:b/>
-          <w:bCs/>
-        </w:rPr>
-        <w:t>+</w:t>
-      </w:r>
-      <w:r>
-        <w:t> button in the Parameters tab of the Animator and select Trigger from the list.</w:t>
-      </w:r>
-    </w:p>
-    <w:p>
-      <w:r>
-        <w:rPr>
-          <w:b/>
-          <w:bCs/>
-        </w:rPr>
-        <w:t>6.</w:t>
-      </w:r>
-      <w:r>
-        <w:t> Name the new Trigger Dance_01, taking care to spell and case it exactly as written here, otherwise the script won’t work.</w:t>
-      </w:r>
-    </w:p>
-    <w:p>
-      <w:r>
-        <w:rPr>
-          <w:b/>
-          <w:bCs/>
-        </w:rPr>
-        <w:t>7.</w:t>
-      </w:r>
-      <w:r>
-        <w:t> Create two more Triggers and name them Dance_02 and Dance_03.</w:t>
-      </w:r>
-    </w:p>
-    <w:p>
-      <w:r>
         <w:drawing>
           <wp:inline distT="0" distB="0" distL="0" distR="0" wp14:anchorId="570D695A" wp14:editId="49D9AB87">
             <wp:extent cx="2505075" cy="2781300"/>
@@ -1287,7 +1521,15 @@
         <w:t>Any State</w:t>
       </w:r>
       <w:r>
-        <w:t> node will be used. The Any State node can interrupt any transition in a State Machine, and will call whatever animations associated with it.</w:t>
+        <w:t xml:space="preserve"> node will be used. The Any State node can interrupt any transition in a State </w:t>
+      </w:r>
+      <w:proofErr w:type="gramStart"/>
+      <w:r>
+        <w:t>Machine, and</w:t>
+      </w:r>
+      <w:proofErr w:type="gramEnd"/>
+      <w:r>
+        <w:t xml:space="preserve"> will call whatever animations associated with it.</w:t>
       </w:r>
     </w:p>
     <w:p>
@@ -1422,16 +1664,10 @@
     </w:p>
     <w:p>
       <w:r>
-        <w:lastRenderedPageBreak/>
         <w:t>Whenever you press Q, W, or E on the keyboard, the characters will immediately transition to the associated dance, complete it, and then go back to idling!</w:t>
       </w:r>
     </w:p>
     <w:p>
-      <w:r>
-        <w:t>Mark step incomplete</w:t>
-      </w:r>
-    </w:p>
-    <w:p>
       <w:pPr>
         <w:rPr>
           <w:b/>
@@ -1448,16 +1684,23 @@
     </w:p>
     <w:p>
       <w:r>
-        <w:rPr>
-          <w:b/>
-          <w:bCs/>
-        </w:rPr>
-        <w:t>Q&amp;A (0)</w:t>
-      </w:r>
-    </w:p>
-    <w:p>
-      <w:r>
-        <w:t>Let’s keep this dance party going! The DanceParty script attached to the characters is actually configured for three more animation sequences, so you can add a personal touch to the Animator Controller.</w:t>
+        <w:t xml:space="preserve">Let’s keep this dance party going! The </w:t>
+      </w:r>
+      <w:proofErr w:type="spellStart"/>
+      <w:r>
+        <w:t>DanceParty</w:t>
+      </w:r>
+      <w:proofErr w:type="spellEnd"/>
+      <w:r>
+        <w:t xml:space="preserve"> script attached to the characters is </w:t>
+      </w:r>
+      <w:proofErr w:type="gramStart"/>
+      <w:r>
+        <w:t>actually configured</w:t>
+      </w:r>
+      <w:proofErr w:type="gramEnd"/>
+      <w:r>
+        <w:t xml:space="preserve"> for three more animation sequences, so you can add a personal touch to the Animator Controller.</w:t>
       </w:r>
     </w:p>
     <w:p>
@@ -1490,7 +1733,15 @@
         </w:numPr>
       </w:pPr>
       <w:r>
-        <w:t>Import the animations into Unity, and configure them as needed.</w:t>
+        <w:t xml:space="preserve">Import the animations into </w:t>
+      </w:r>
+      <w:proofErr w:type="gramStart"/>
+      <w:r>
+        <w:t>Unity, and</w:t>
+      </w:r>
+      <w:proofErr w:type="gramEnd"/>
+      <w:r>
+        <w:t xml:space="preserve"> configure them as needed.</w:t>
       </w:r>
     </w:p>
     <w:p>
@@ -1501,6 +1752,7 @@
         </w:numPr>
       </w:pPr>
       <w:r>
+        <w:lastRenderedPageBreak/>
         <w:t>Add the Animation Clips to the Animator Controller.</w:t>
       </w:r>
     </w:p>
@@ -1538,7 +1790,7 @@
 </file>
 
 <file path=word/numbering.xml><?xml version="1.0" encoding="utf-8"?>
-<w:numbering xmlns:wpc="http://schemas.microsoft.com/office/word/2010/wordprocessingCanvas" xmlns:cx="http://schemas.microsoft.com/office/drawing/2014/chartex" xmlns:cx1="http://schemas.microsoft.com/office/drawing/2015/9/8/chartex" xmlns:cx2="http://schemas.microsoft.com/office/drawing/2015/10/21/chartex" xmlns:cx3="http://schemas.microsoft.com/office/drawing/2016/5/9/chartex" xmlns:cx4="http://schemas.microsoft.com/office/drawing/2016/5/10/chartex" xmlns:cx5="http://schemas.microsoft.com/office/drawing/2016/5/11/chartex" xmlns:cx6="http://schemas.microsoft.com/office/drawing/2016/5/12/chartex" xmlns:cx7="http://schemas.microsoft.com/office/drawing/2016/5/13/chartex" xmlns:cx8="http://schemas.microsoft.com/office/drawing/2016/5/14/chartex" xmlns:mc="http://schemas.openxmlformats.org/markup-compatibility/2006" xmlns:aink="http://schemas.microsoft.com/office/drawing/2016/ink" xmlns:am3d="http://schemas.microsoft.com/office/drawing/2017/model3d" xmlns:o="urn:schemas-microsoft-com:office:office" xmlns:oel="http://schemas.microsoft.com/office/2019/extlst" xmlns:r="http://schemas.openxmlformats.org/officeDocument/2006/relationships" xmlns:m="http://schemas.openxmlformats.org/officeDocument/2006/math" xmlns:v="urn:schemas-microsoft-com:vml" xmlns:wp14="http://schemas.microsoft.com/office/word/2010/wordprocessingDrawing" xmlns:wp="http://schemas.openxmlformats.org/drawingml/2006/wordprocessingDrawing" xmlns:w10="urn:schemas-microsoft-com:office:word" xmlns:w="http://schemas.openxmlformats.org/wordprocessingml/2006/main" xmlns:w14="http://schemas.microsoft.com/office/word/2010/wordml" xmlns:w15="http://schemas.microsoft.com/office/word/2012/wordml" xmlns:w16cex="http://schemas.microsoft.com/office/word/2018/wordml/cex" xmlns:w16cid="http://schemas.microsoft.com/office/word/2016/wordml/cid" xmlns:w16="http://schemas.microsoft.com/office/word/2018/wordml" xmlns:w16du="http://schemas.microsoft.com/office/word/2023/wordml/word16du" xmlns:w16sdtdh="http://schemas.microsoft.com/office/word/2020/wordml/sdtdatahash" xmlns:w16sdtfl="http://schemas.microsoft.com/office/word/2024/wordml/sdtformatlock" xmlns:w16se="http://schemas.microsoft.com/office/word/2015/wordml/symex" xmlns:wpg="http://schemas.microsoft.com/office/word/2010/wordprocessingGroup" xmlns:wpi="http://schemas.microsoft.com/office/word/2010/wordprocessingInk" xmlns:wne="http://schemas.microsoft.com/office/word/2006/wordml" xmlns:wps="http://schemas.microsoft.com/office/word/2010/wordprocessingShape" mc:Ignorable="w14 w15 w16se w16cid w16 w16cex w16sdtdh w16sdtfl w16du wp14">
+<w:numbering xmlns:wpc="http://schemas.microsoft.com/office/word/2010/wordprocessingCanvas" xmlns:cx="http://schemas.microsoft.com/office/drawing/2014/chartex" xmlns:cx1="http://schemas.microsoft.com/office/drawing/2015/9/8/chartex" xmlns:cx2="http://schemas.microsoft.com/office/drawing/2015/10/21/chartex" xmlns:cx3="http://schemas.microsoft.com/office/drawing/2016/5/9/chartex" xmlns:cx4="http://schemas.microsoft.com/office/drawing/2016/5/10/chartex" xmlns:cx5="http://schemas.microsoft.com/office/drawing/2016/5/11/chartex" xmlns:cx6="http://schemas.microsoft.com/office/drawing/2016/5/12/chartex" xmlns:cx7="http://schemas.microsoft.com/office/drawing/2016/5/13/chartex" xmlns:cx8="http://schemas.microsoft.com/office/drawing/2016/5/14/chartex" xmlns:mc="http://schemas.openxmlformats.org/markup-compatibility/2006" xmlns:m="http://schemas.openxmlformats.org/officeDocument/2006/math" xmlns:aink="http://schemas.microsoft.com/office/drawing/2016/ink" xmlns:am3d="http://schemas.microsoft.com/office/drawing/2017/model3d" xmlns:oel="http://schemas.microsoft.com/office/2019/extlst" xmlns:r="http://schemas.openxmlformats.org/officeDocument/2006/relationships" xmlns:wp14="http://schemas.microsoft.com/office/word/2010/wordprocessingDrawing" xmlns:wp="http://schemas.openxmlformats.org/drawingml/2006/wordprocessingDrawing" xmlns:wpg="http://schemas.microsoft.com/office/word/2010/wordprocessingGroup" xmlns:wpi="http://schemas.microsoft.com/office/word/2010/wordprocessingInk" xmlns:wps="http://schemas.microsoft.com/office/word/2010/wordprocessingShape" xmlns:o="urn:schemas-microsoft-com:office:office" xmlns:v="urn:schemas-microsoft-com:vml" xmlns:w10="urn:schemas-microsoft-com:office:word" xmlns:w="http://schemas.openxmlformats.org/wordprocessingml/2006/main" xmlns:w14="http://schemas.microsoft.com/office/word/2010/wordml" xmlns:w15="http://schemas.microsoft.com/office/word/2012/wordml" xmlns:w16cex="http://schemas.microsoft.com/office/word/2018/wordml/cex" xmlns:w16cid="http://schemas.microsoft.com/office/word/2016/wordml/cid" xmlns:w16="http://schemas.microsoft.com/office/word/2018/wordml" xmlns:w16sdtdh="http://schemas.microsoft.com/office/word/2020/wordml/sdtdatahash" xmlns:w16sdtfl="http://schemas.microsoft.com/office/word/2024/wordml/sdtformatlock" xmlns:w16se="http://schemas.microsoft.com/office/word/2015/wordml/symex" xmlns:w16du="http://schemas.microsoft.com/office/word/2023/wordml/word16du" xmlns:wne="http://schemas.microsoft.com/office/word/2006/wordml" mc:Ignorable="w14 w15 w16se w16cid w16 w16cex w16sdtdh w16sdtfl w16du wp14">
   <w:abstractNum w:abstractNumId="0" w15:restartNumberingAfterBreak="0">
     <w:nsid w:val="0B795966"/>
     <w:multiLevelType w:val="multilevel"/>
@@ -1695,7 +1947,7 @@
 </file>
 
 <file path=word/styles.xml><?xml version="1.0" encoding="utf-8"?>
-<w:styles xmlns:mc="http://schemas.openxmlformats.org/markup-compatibility/2006" xmlns:r="http://schemas.openxmlformats.org/officeDocument/2006/relationships" xmlns:w="http://schemas.openxmlformats.org/wordprocessingml/2006/main" xmlns:w14="http://schemas.microsoft.com/office/word/2010/wordml" xmlns:w15="http://schemas.microsoft.com/office/word/2012/wordml" xmlns:w16cex="http://schemas.microsoft.com/office/word/2018/wordml/cex" xmlns:w16cid="http://schemas.microsoft.com/office/word/2016/wordml/cid" xmlns:w16="http://schemas.microsoft.com/office/word/2018/wordml" xmlns:w16du="http://schemas.microsoft.com/office/word/2023/wordml/word16du" xmlns:w16sdtdh="http://schemas.microsoft.com/office/word/2020/wordml/sdtdatahash" xmlns:w16sdtfl="http://schemas.microsoft.com/office/word/2024/wordml/sdtformatlock" xmlns:w16se="http://schemas.microsoft.com/office/word/2015/wordml/symex" mc:Ignorable="w14 w15 w16se w16cid w16 w16cex w16sdtdh w16sdtfl w16du">
+<w:styles xmlns:mc="http://schemas.openxmlformats.org/markup-compatibility/2006" xmlns:r="http://schemas.openxmlformats.org/officeDocument/2006/relationships" xmlns:w="http://schemas.openxmlformats.org/wordprocessingml/2006/main" xmlns:w14="http://schemas.microsoft.com/office/word/2010/wordml" xmlns:w15="http://schemas.microsoft.com/office/word/2012/wordml" xmlns:w16cex="http://schemas.microsoft.com/office/word/2018/wordml/cex" xmlns:w16cid="http://schemas.microsoft.com/office/word/2016/wordml/cid" xmlns:w16="http://schemas.microsoft.com/office/word/2018/wordml" xmlns:w16sdtdh="http://schemas.microsoft.com/office/word/2020/wordml/sdtdatahash" xmlns:w16sdtfl="http://schemas.microsoft.com/office/word/2024/wordml/sdtformatlock" xmlns:w16se="http://schemas.microsoft.com/office/word/2015/wordml/symex" xmlns:w16du="http://schemas.microsoft.com/office/word/2023/wordml/word16du" mc:Ignorable="w14 w15 w16se w16cid w16 w16cex w16sdtdh w16sdtfl w16du">
   <w:docDefaults>
     <w:rPrDefault>
       <w:rPr>
@@ -2297,6 +2549,7 @@
   <w:style w:type="character" w:default="1" w:styleId="DefaultParagraphFont">
     <w:name w:val="Default Paragraph Font"/>
     <w:uiPriority w:val="1"/>
+    <w:semiHidden/>
     <w:unhideWhenUsed/>
   </w:style>
   <w:style w:type="table" w:default="1" w:styleId="TableNormal">
@@ -2632,6 +2885,22 @@
       <w:color w:val="605E5C"/>
       <w:shd w:val="clear" w:color="auto" w:fill="E1DFDD"/>
     </w:rPr>
+  </w:style>
+  <w:style w:type="character" w:styleId="Strong">
+    <w:name w:val="Strong"/>
+    <w:basedOn w:val="DefaultParagraphFont"/>
+    <w:uiPriority w:val="22"/>
+    <w:qFormat/>
+    <w:rsid w:val="004B5702"/>
+    <w:rPr>
+      <w:b/>
+      <w:bCs/>
+    </w:rPr>
+  </w:style>
+  <w:style w:type="character" w:customStyle="1" w:styleId="yadgie">
+    <w:name w:val="yadgie"/>
+    <w:basedOn w:val="DefaultParagraphFont"/>
+    <w:rsid w:val="004B5702"/>
   </w:style>
 </w:styles>
 </file>
